--- a/KHBD_Tin_học/Lớp_1/Tuần_09/KHBD_Tin_hoc_Lớp_1_Tiet08_Go_ten_va_tu_on_gian.docx
+++ b/KHBD_Tin_học/Lớp_1/Tuần_09/KHBD_Tin_hoc_Lớp_1_Tiet08_Go_ten_va_tu_on_gian.docx
@@ -392,18 +392,29 @@
     </w:p>
     <w:p>
       <w:pPr>
-        <w:spacing w:line="319" w:lineRule="auto" w:after="60" w:before="0"/>
-        <w:ind w:firstLine="0" w:left="850"/>
+        <w:spacing w:line="276" w:lineRule="auto" w:after="0" w:before="0"/>
+        <w:ind w:left="850" w:firstLine="0"/>
         <w:jc w:val="both"/>
       </w:pPr>
       <w:r>
         <w:rPr>
-          <w:rFonts w:ascii="Times New Roman" w:hAnsi="Times New Roman" w:eastAsia="Times New Roman"/>
-          <w:b w:val="0"/>
-          <w:i w:val="0"/>
+          <w:rFonts w:ascii="Times New Roman" w:hAnsi="Times New Roman" w:cs="Times New Roman"/>
           <w:sz w:val="26"/>
         </w:rPr>
-        <w:t>- Miền V. Giải quyết vấn đề (thành tố 5.3. Sử dụng sáng tạo công nghệ số – Bậc 1): Sử dụng công cụ số để giải quyết vấn đề đơn giản trong bài học. (Đạt được thông qua Hoạt động 2, Hoạt động 3)</w:t>
+        <w:t>- 4.3.CB1a: Phân biệt được các cách thức đơn giản để tránh rủi ro và đe dọa đến sức khỏe thể chất và tinh thần khi sử dụng công nghệ số. (Thao tác gõ bàn phím đúng cách, rèn luyện thói quen tư thế và vị trí ngón tay). (Đạt được thông qua Hoạt động 2)</w:t>
+      </w:r>
+    </w:p>
+    <w:p>
+      <w:pPr>
+        <w:spacing w:after="0" w:line="276" w:lineRule="auto"/>
+        <w:ind w:left="850" w:firstLine="0"/>
+      </w:pPr>
+      <w:r>
+        <w:rPr>
+          <w:rFonts w:ascii="Times New Roman" w:hAnsi="Times New Roman" w:cs="Times New Roman"/>
+          <w:sz w:val="26"/>
+        </w:rPr>
+        <w:t>- 5.1.CB1a: Xác định được các vấn đề kỹ thuật đơn giản khi vận hành thiết bị và sử dụng môi trường số. (Sử dụng bàn phím để nhập dữ liệu chữ và số chính xác vào phần mềm). (Đạt được thông qua Hoạt động 3, Hoạt động 4)</w:t>
       </w:r>
     </w:p>
     <w:p>
